--- a/Cover_Letters/Shinoy_DICTU_Senior_Java_Developer_Cover_Letter.docx
+++ b/Cover_Letters/Shinoy_DICTU_Senior_Java_Developer_Cover_Letter.docx
@@ -14,7 +14,7 @@
     </w:p>
     <w:p>
       <w:r>
-        <w:t>October 01, 2026</w:t>
+        <w:t>October 05, 2026</w:t>
       </w:r>
     </w:p>
     <w:p>
@@ -35,12 +35,12 @@
     </w:p>
     <w:p>
       <w:r>
-        <w:t>I have spent over eight years building and testing backend applications using Java, Spring Boot, and related web technologies in financial and enterprise environments. In my recent work, I have focused on developing robust REST and SOAP integrations, configuring CI/CD pipelines, and writing automated tests to keep systems reliable. I also use tools like Gemini Code Assist to speed up script generation and deployment tasks.</w:t>
+        <w:t>While my career has focused on QA automation rather than core software engineering, I have spent over eight years working closely with Java, REST APIs, and CI/CD pipelines in banking environments. I am familiar with setting up automated tests and using tools like Jenkins and Linux command-line environments to support reliable software releases. During my recent work, I also used Gemini Code Assist to help generate test scripts and streamline deployment tasks.</w:t>
       </w:r>
     </w:p>
     <w:p>
       <w:r>
-        <w:t>I was drawn to the MijnRVO team because of the scale of your digital services for citizens and businesses. I enjoy working in multidisciplinary Agile teams where code quality, teamwork, and clear technical choices matter.</w:t>
+        <w:t>I appreciate the focus at DICTU on delivering dependable digital services for citizens and businesses.</w:t>
       </w:r>
     </w:p>
     <w:p>
